--- a/docs/WebDAV云备份使用指南/Shiroha Quiz WebDAV 云备份使用指南.docx
+++ b/docs/WebDAV云备份使用指南/Shiroha Quiz WebDAV 云备份使用指南.docx
@@ -6,6 +6,7 @@
     <w:p>
       <w:pPr>
         <w:pStyle w:val="Heading1"/>
+        <w:keepNext/>
       </w:pPr>
       <w:r>
         <w:t xml:space="preserve">Shiroha Quiz WebDAV </w:t>
@@ -57,6 +58,7 @@
     <w:p>
       <w:pPr>
         <w:pStyle w:val="Heading2"/>
+        <w:keepNext/>
       </w:pPr>
       <w:r>
         <w:rPr>
@@ -218,6 +220,7 @@
     <w:p>
       <w:pPr>
         <w:pStyle w:val="Heading2"/>
+        <w:keepNext/>
       </w:pPr>
       <w:r>
         <w:rPr>
@@ -230,6 +233,7 @@
     <w:p>
       <w:pPr>
         <w:pStyle w:val="Heading3"/>
+        <w:keepNext/>
       </w:pPr>
       <w:r>
         <w:rPr>
@@ -376,6 +380,7 @@
     <w:p>
       <w:pPr>
         <w:pStyle w:val="Heading3"/>
+        <w:keepNext/>
       </w:pPr>
       <w:r>
         <w:rPr>
@@ -448,6 +453,7 @@
     <w:p>
       <w:pPr>
         <w:pStyle w:val="Heading3"/>
+        <w:keepNext/>
       </w:pPr>
       <w:r>
         <w:rPr>
@@ -480,6 +486,7 @@
     <w:p>
       <w:pPr>
         <w:pStyle w:val="Heading2"/>
+        <w:keepNext/>
       </w:pPr>
       <w:r>
         <w:rPr>
@@ -544,6 +551,7 @@
       </w:tblGrid>
       <w:tr>
         <w:trPr>
+          <w:cantSplit/>
           <w:tblHeader w:val="on"/>
         </w:trPr>
         <w:tc>
@@ -590,6 +598,9 @@
         </w:tc>
       </w:tr>
       <w:tr>
+        <w:trPr>
+          <w:cantSplit/>
+        </w:trPr>
         <w:tc>
           <w:tcPr/>
           <w:p>
@@ -646,6 +657,9 @@
         </w:tc>
       </w:tr>
       <w:tr>
+        <w:trPr>
+          <w:cantSplit/>
+        </w:trPr>
         <w:tc>
           <w:tcPr/>
           <w:p>
@@ -690,6 +704,9 @@
         </w:tc>
       </w:tr>
       <w:tr>
+        <w:trPr>
+          <w:cantSplit/>
+        </w:trPr>
         <w:tc>
           <w:tcPr/>
           <w:p>
@@ -737,6 +754,9 @@
         </w:tc>
       </w:tr>
       <w:tr>
+        <w:trPr>
+          <w:cantSplit/>
+        </w:trPr>
         <w:tc>
           <w:tcPr/>
           <w:p>
@@ -1112,6 +1132,7 @@
     <w:p>
       <w:pPr>
         <w:pStyle w:val="Heading2"/>
+        <w:keepNext/>
       </w:pPr>
       <w:r>
         <w:rPr>
@@ -1380,6 +1401,7 @@
     <w:p>
       <w:pPr>
         <w:pStyle w:val="Heading2"/>
+        <w:keepNext/>
       </w:pPr>
       <w:r>
         <w:rPr>
@@ -1392,6 +1414,7 @@
     <w:p>
       <w:pPr>
         <w:pStyle w:val="Heading3"/>
+        <w:keepNext/>
       </w:pPr>
       <w:r>
         <w:rPr>
@@ -1486,6 +1509,7 @@
     <w:p>
       <w:pPr>
         <w:pStyle w:val="Heading3"/>
+        <w:keepNext/>
       </w:pPr>
       <w:r>
         <w:rPr>
@@ -1599,6 +1623,7 @@
     <w:p>
       <w:pPr>
         <w:pStyle w:val="Heading3"/>
+        <w:keepNext/>
       </w:pPr>
       <w:r>
         <w:rPr>
@@ -1620,6 +1645,7 @@
       </w:tblGrid>
       <w:tr>
         <w:trPr>
+          <w:cantSplit/>
           <w:tblHeader w:val="on"/>
         </w:trPr>
         <w:tc>
@@ -1666,6 +1692,9 @@
         </w:tc>
       </w:tr>
       <w:tr>
+        <w:trPr>
+          <w:cantSplit/>
+        </w:trPr>
         <w:tc>
           <w:tcPr/>
           <w:p>
@@ -1710,6 +1739,9 @@
         </w:tc>
       </w:tr>
       <w:tr>
+        <w:trPr>
+          <w:cantSplit/>
+        </w:trPr>
         <w:tc>
           <w:tcPr/>
           <w:p>
@@ -1925,6 +1957,7 @@
     <w:p>
       <w:pPr>
         <w:pStyle w:val="Heading2"/>
+        <w:keepNext/>
       </w:pPr>
       <w:r>
         <w:rPr>
@@ -2122,6 +2155,7 @@
     <w:p>
       <w:pPr>
         <w:pStyle w:val="Heading2"/>
+        <w:keepNext/>
       </w:pPr>
       <w:r>
         <w:rPr>
@@ -2143,6 +2177,7 @@
       </w:tblGrid>
       <w:tr>
         <w:trPr>
+          <w:cantSplit/>
           <w:tblHeader w:val="on"/>
         </w:trPr>
         <w:tc>
@@ -2189,6 +2224,9 @@
         </w:tc>
       </w:tr>
       <w:tr>
+        <w:trPr>
+          <w:cantSplit/>
+        </w:trPr>
         <w:tc>
           <w:tcPr/>
           <w:p>
@@ -2251,6 +2289,9 @@
         </w:tc>
       </w:tr>
       <w:tr>
+        <w:trPr>
+          <w:cantSplit/>
+        </w:trPr>
         <w:tc>
           <w:tcPr/>
           <w:p>
@@ -2358,6 +2399,9 @@
         </w:tc>
       </w:tr>
       <w:tr>
+        <w:trPr>
+          <w:cantSplit/>
+        </w:trPr>
         <w:tc>
           <w:tcPr/>
           <w:p>
@@ -2411,6 +2455,9 @@
         </w:tc>
       </w:tr>
       <w:tr>
+        <w:trPr>
+          <w:cantSplit/>
+        </w:trPr>
         <w:tc>
           <w:tcPr/>
           <w:p>
@@ -2467,6 +2514,9 @@
         </w:tc>
       </w:tr>
       <w:tr>
+        <w:trPr>
+          <w:cantSplit/>
+        </w:trPr>
         <w:tc>
           <w:tcPr/>
           <w:p>
@@ -2565,6 +2615,9 @@
         </w:tc>
       </w:tr>
       <w:tr>
+        <w:trPr>
+          <w:cantSplit/>
+        </w:trPr>
         <w:tc>
           <w:tcPr/>
           <w:p>
@@ -2618,6 +2671,9 @@
         </w:tc>
       </w:tr>
       <w:tr>
+        <w:trPr>
+          <w:cantSplit/>
+        </w:trPr>
         <w:tc>
           <w:tcPr/>
           <w:p>
@@ -2662,6 +2718,9 @@
         </w:tc>
       </w:tr>
       <w:tr>
+        <w:trPr>
+          <w:cantSplit/>
+        </w:trPr>
         <w:tc>
           <w:tcPr/>
           <w:p>
@@ -2718,6 +2777,7 @@
     <w:p>
       <w:pPr>
         <w:pStyle w:val="Heading2"/>
+        <w:keepNext/>
       </w:pPr>
       <w:r>
         <w:rPr>
@@ -2908,6 +2968,7 @@
     <w:p>
       <w:pPr>
         <w:pStyle w:val="Heading2"/>
+        <w:keepNext/>
       </w:pPr>
       <w:r>
         <w:rPr>
@@ -2928,6 +2989,7 @@
       </w:tblGrid>
       <w:tr>
         <w:trPr>
+          <w:cantSplit/>
           <w:tblHeader w:val="on"/>
         </w:trPr>
         <w:tc>
@@ -2960,6 +3022,9 @@
         </w:tc>
       </w:tr>
       <w:tr>
+        <w:trPr>
+          <w:cantSplit/>
+        </w:trPr>
         <w:tc>
           <w:tcPr/>
           <w:p>
@@ -2999,6 +3064,9 @@
         </w:tc>
       </w:tr>
       <w:tr>
+        <w:trPr>
+          <w:cantSplit/>
+        </w:trPr>
         <w:tc>
           <w:tcPr/>
           <w:p>
@@ -3038,6 +3106,9 @@
         </w:tc>
       </w:tr>
       <w:tr>
+        <w:trPr>
+          <w:cantSplit/>
+        </w:trPr>
         <w:tc>
           <w:tcPr/>
           <w:p>
@@ -3068,6 +3139,9 @@
         </w:tc>
       </w:tr>
       <w:tr>
+        <w:trPr>
+          <w:cantSplit/>
+        </w:trPr>
         <w:tc>
           <w:tcPr/>
           <w:p>

--- a/docs/WebDAV云备份使用指南/Shiroha Quiz WebDAV 云备份使用指南.docx
+++ b/docs/WebDAV云备份使用指南/Shiroha Quiz WebDAV 云备份使用指南.docx
@@ -376,7 +376,7 @@
       </w:r>
     </w:p>
     <w:bookmarkEnd w:id="10"/>
-    <w:bookmarkStart w:id="11" w:name="只支持-https"/>
+    <w:bookmarkStart w:id="11" w:name="地址协议与浏览器限制"/>
     <w:p>
       <w:pPr>
         <w:pStyle w:val="Heading3"/>
@@ -386,21 +386,45 @@
         <w:rPr>
           <w:rFonts w:hint="eastAsia"/>
         </w:rPr>
-        <w:t xml:space="preserve">只支持</w:t>
-      </w:r>
-      <w:r>
-        <w:t xml:space="preserve"> HTTPS</w:t>
-      </w:r>
-    </w:p>
-    <w:p>
-      <w:pPr>
-        <w:pStyle w:val="FirstParagraph"/>
-      </w:pPr>
-      <w:r>
-        <w:rPr>
-          <w:rFonts w:hint="eastAsia"/>
-        </w:rPr>
-        <w:t xml:space="preserve">出于安全考虑，地址必须以</w:t>
+        <w:t xml:space="preserve">地址协议与浏览器限制</w:t>
+      </w:r>
+    </w:p>
+    <w:p>
+      <w:pPr>
+        <w:pStyle w:val="Compact"/>
+        <w:numPr>
+          <w:ilvl w:val="0"/>
+          <w:numId w:val="1003"/>
+        </w:numPr>
+      </w:pPr>
+      <w:r>
+        <w:rPr>
+          <w:rFonts w:hint="eastAsia"/>
+          <w:b/>
+          <w:bCs/>
+        </w:rPr>
+        <w:t xml:space="preserve">原生</w:t>
+      </w:r>
+      <w:r>
+        <w:rPr>
+          <w:b/>
+          <w:bCs/>
+        </w:rPr>
+        <w:t xml:space="preserve"> Android </w:t>
+      </w:r>
+      <w:r>
+        <w:rPr>
+          <w:rFonts w:hint="eastAsia"/>
+          <w:b/>
+          <w:bCs/>
+        </w:rPr>
+        <w:t xml:space="preserve">版</w:t>
+      </w:r>
+      <w:r>
+        <w:rPr>
+          <w:rFonts w:hint="eastAsia"/>
+        </w:rPr>
+        <w:t xml:space="preserve">：只支持</w:t>
       </w:r>
       <w:r>
         <w:t xml:space="preserve"> </w:t>
@@ -412,25 +436,106 @@
         <w:t xml:space="preserve">https://</w:t>
       </w:r>
       <w:r>
+        <w:rPr>
+          <w:rFonts w:hint="eastAsia"/>
+        </w:rPr>
+        <w:t xml:space="preserve">，HTTP</w:t>
+      </w:r>
+      <w:r>
         <w:t xml:space="preserve"> </w:t>
       </w:r>
       <w:r>
         <w:rPr>
           <w:rFonts w:hint="eastAsia"/>
         </w:rPr>
-        <w:t xml:space="preserve">开头。HTTP</w:t>
+        <w:t xml:space="preserve">地址会被拒绝。</w:t>
+      </w:r>
+    </w:p>
+    <w:p>
+      <w:pPr>
+        <w:pStyle w:val="Compact"/>
+        <w:numPr>
+          <w:ilvl w:val="0"/>
+          <w:numId w:val="1003"/>
+        </w:numPr>
+      </w:pPr>
+      <w:r>
+        <w:rPr>
+          <w:b/>
+          <w:bCs/>
+        </w:rPr>
+        <w:t xml:space="preserve">Web </w:t>
+      </w:r>
+      <w:r>
+        <w:rPr>
+          <w:rFonts w:hint="eastAsia"/>
+          <w:b/>
+          <w:bCs/>
+        </w:rPr>
+        <w:t xml:space="preserve">版</w:t>
+      </w:r>
+      <w:r>
+        <w:rPr>
+          <w:rFonts w:hint="eastAsia"/>
+        </w:rPr>
+        <w:t xml:space="preserve">：接受完整的</w:t>
       </w:r>
       <w:r>
         <w:t xml:space="preserve"> </w:t>
       </w:r>
       <w:r>
         <w:rPr>
-          <w:rFonts w:hint="eastAsia"/>
-        </w:rPr>
-        <w:t xml:space="preserve">地址会被拒绝，浏览器环境还会拦截</w:t>
-      </w:r>
-      <w:r>
-        <w:t xml:space="preserve"> HTTPS </w:t>
+          <w:rStyle w:val="VerbatimChar"/>
+        </w:rPr>
+        <w:t xml:space="preserve">http://</w:t>
+      </w:r>
+      <w:r>
+        <w:t xml:space="preserve"> </w:t>
+      </w:r>
+      <w:r>
+        <w:rPr>
+          <w:rFonts w:hint="eastAsia"/>
+        </w:rPr>
+        <w:t xml:space="preserve">或</w:t>
+      </w:r>
+      <w:r>
+        <w:t xml:space="preserve"> </w:t>
+      </w:r>
+      <w:r>
+        <w:rPr>
+          <w:rStyle w:val="VerbatimChar"/>
+        </w:rPr>
+        <w:t xml:space="preserve">https://</w:t>
+      </w:r>
+      <w:r>
+        <w:t xml:space="preserve"> </w:t>
+      </w:r>
+      <w:r>
+        <w:rPr>
+          <w:rFonts w:hint="eastAsia"/>
+        </w:rPr>
+        <w:t xml:space="preserve">地址，建议使用</w:t>
+      </w:r>
+      <w:r>
+        <w:t xml:space="preserve"> HTTPS。HTTP </w:t>
+      </w:r>
+      <w:r>
+        <w:rPr>
+          <w:rFonts w:hint="eastAsia"/>
+        </w:rPr>
+        <w:t xml:space="preserve">会明文传输账号凭据和备份数据。</w:t>
+      </w:r>
+    </w:p>
+    <w:p>
+      <w:pPr>
+        <w:pStyle w:val="Compact"/>
+        <w:numPr>
+          <w:ilvl w:val="0"/>
+          <w:numId w:val="1003"/>
+        </w:numPr>
+      </w:pPr>
+      <w:r>
+        <w:t xml:space="preserve">HTTPS </w:t>
       </w:r>
       <w:r>
         <w:rPr>
@@ -439,13 +544,46 @@
         <w:t xml:space="preserve">页面访问</w:t>
       </w:r>
       <w:r>
-        <w:t xml:space="preserve"> HTTP </w:t>
-      </w:r>
-      <w:r>
-        <w:rPr>
-          <w:rFonts w:hint="eastAsia"/>
-        </w:rPr>
-        <w:t xml:space="preserve">地址的请求。</w:t>
+        <w:t xml:space="preserve"> HTTP WebDAV </w:t>
+      </w:r>
+      <w:r>
+        <w:rPr>
+          <w:rFonts w:hint="eastAsia"/>
+        </w:rPr>
+        <w:t xml:space="preserve">时，由浏览器决定是否允许请求。应用会尝试发起请求；如果浏览器已允许且服务端跨域配置正确，可以正常连接。</w:t>
+      </w:r>
+    </w:p>
+    <w:p>
+      <w:pPr>
+        <w:pStyle w:val="Compact"/>
+        <w:numPr>
+          <w:ilvl w:val="0"/>
+          <w:numId w:val="1003"/>
+        </w:numPr>
+      </w:pPr>
+      <w:r>
+        <w:rPr>
+          <w:rFonts w:hint="eastAsia"/>
+        </w:rPr>
+        <w:t xml:space="preserve">请求失败后，连接诊断会提示可能存在混合内容拦截，同时保留网络或</w:t>
+      </w:r>
+      <w:r>
+        <w:t xml:space="preserve"> CORS </w:t>
+      </w:r>
+      <w:r>
+        <w:rPr>
+          <w:rFonts w:hint="eastAsia"/>
+        </w:rPr>
+        <w:t xml:space="preserve">问题的可能性；仅凭请求失败无法确定具体原因。允许不安全内容也不能替代服务端</w:t>
+      </w:r>
+      <w:r>
+        <w:t xml:space="preserve"> CORS </w:t>
+      </w:r>
+      <w:r>
+        <w:rPr>
+          <w:rFonts w:hint="eastAsia"/>
+        </w:rPr>
+        <w:t xml:space="preserve">配置。</w:t>
       </w:r>
     </w:p>
     <w:bookmarkEnd w:id="11"/>
@@ -816,7 +954,7 @@
         <w:pStyle w:val="Compact"/>
         <w:numPr>
           <w:ilvl w:val="0"/>
-          <w:numId w:val="1003"/>
+          <w:numId w:val="1004"/>
         </w:numPr>
       </w:pPr>
       <w:r>
@@ -824,34 +962,6 @@
           <w:rFonts w:hint="eastAsia"/>
         </w:rPr>
         <w:t xml:space="preserve">不勾选（默认）：密码只保留在当前标签页，关闭标签页后需要重新输入。</w:t>
-      </w:r>
-    </w:p>
-    <w:p>
-      <w:pPr>
-        <w:pStyle w:val="Compact"/>
-        <w:numPr>
-          <w:ilvl w:val="0"/>
-          <w:numId w:val="1003"/>
-        </w:numPr>
-      </w:pPr>
-      <w:r>
-        <w:rPr>
-          <w:rFonts w:hint="eastAsia"/>
-        </w:rPr>
-        <w:t xml:space="preserve">勾选：密码保存在本浏览器本地，下次打开自动填入。</w:t>
-      </w:r>
-    </w:p>
-    <w:p>
-      <w:pPr>
-        <w:pStyle w:val="FirstParagraph"/>
-      </w:pPr>
-      <w:r>
-        <w:rPr>
-          <w:rFonts w:hint="eastAsia"/>
-          <w:b/>
-          <w:bCs/>
-        </w:rPr>
-        <w:t xml:space="preserve">操作顺序：</w:t>
       </w:r>
     </w:p>
     <w:p>
@@ -866,348 +976,20 @@
         <w:rPr>
           <w:rFonts w:hint="eastAsia"/>
         </w:rPr>
-        <w:t xml:space="preserve">填写地址、目录、账号和密码。</w:t>
-      </w:r>
-    </w:p>
-    <w:p>
-      <w:pPr>
-        <w:pStyle w:val="Compact"/>
-        <w:numPr>
-          <w:ilvl w:val="0"/>
-          <w:numId w:val="1004"/>
-        </w:numPr>
-      </w:pPr>
-      <w:r>
-        <w:rPr>
-          <w:rFonts w:hint="eastAsia"/>
-        </w:rPr>
-        <w:t xml:space="preserve">点</w:t>
-      </w:r>
-      <w:r>
-        <w:t xml:space="preserve"> </w:t>
-      </w:r>
+        <w:t xml:space="preserve">勾选：密码保存在本浏览器本地，下次打开自动填入。</w:t>
+      </w:r>
+    </w:p>
+    <w:p>
+      <w:pPr>
+        <w:pStyle w:val="FirstParagraph"/>
+      </w:pPr>
       <w:r>
         <w:rPr>
           <w:rFonts w:hint="eastAsia"/>
           <w:b/>
           <w:bCs/>
         </w:rPr>
-        <w:t xml:space="preserve">保存配置</w:t>
-      </w:r>
-      <w:r>
-        <w:t xml:space="preserve">。</w:t>
-      </w:r>
-    </w:p>
-    <w:p>
-      <w:pPr>
-        <w:pStyle w:val="Compact"/>
-        <w:numPr>
-          <w:ilvl w:val="0"/>
-          <w:numId w:val="1004"/>
-        </w:numPr>
-      </w:pPr>
-      <w:r>
-        <w:rPr>
-          <w:rFonts w:hint="eastAsia"/>
-        </w:rPr>
-        <w:t xml:space="preserve">点</w:t>
-      </w:r>
-      <w:r>
-        <w:t xml:space="preserve"> </w:t>
-      </w:r>
-      <w:r>
-        <w:rPr>
-          <w:rFonts w:hint="eastAsia"/>
-          <w:b/>
-          <w:bCs/>
-        </w:rPr>
-        <w:t xml:space="preserve">测试连接</w:t>
-      </w:r>
-      <w:r>
-        <w:rPr>
-          <w:rFonts w:hint="eastAsia"/>
-        </w:rPr>
-        <w:t xml:space="preserve">，确认能访问</w:t>
-      </w:r>
-      <w:r>
-        <w:t xml:space="preserve"> WebDAV </w:t>
-      </w:r>
-      <w:r>
-        <w:rPr>
-          <w:rFonts w:hint="eastAsia"/>
-        </w:rPr>
-        <w:t xml:space="preserve">根地址。</w:t>
-      </w:r>
-    </w:p>
-    <w:p>
-      <w:pPr>
-        <w:pStyle w:val="Compact"/>
-        <w:numPr>
-          <w:ilvl w:val="0"/>
-          <w:numId w:val="1004"/>
-        </w:numPr>
-      </w:pPr>
-      <w:r>
-        <w:rPr>
-          <w:rFonts w:hint="eastAsia"/>
-        </w:rPr>
-        <w:t xml:space="preserve">点</w:t>
-      </w:r>
-      <w:r>
-        <w:t xml:space="preserve"> </w:t>
-      </w:r>
-      <w:r>
-        <w:rPr>
-          <w:rFonts w:hint="eastAsia"/>
-          <w:b/>
-          <w:bCs/>
-        </w:rPr>
-        <w:t xml:space="preserve">上传当前完整备份</w:t>
-      </w:r>
-      <w:r>
-        <w:t xml:space="preserve"> </w:t>
-      </w:r>
-      <w:r>
-        <w:rPr>
-          <w:rFonts w:hint="eastAsia"/>
-        </w:rPr>
-        <w:t xml:space="preserve">开始备份。</w:t>
-      </w:r>
-    </w:p>
-    <w:p>
-      <w:pPr>
-        <w:pStyle w:val="BlockText"/>
-      </w:pPr>
-      <w:r>
-        <w:rPr>
-          <w:rFonts w:hint="eastAsia"/>
-          <w:b/>
-          <w:bCs/>
-        </w:rPr>
-        <w:t xml:space="preserve">关于跨域（CORS）</w:t>
-      </w:r>
-      <w:r>
-        <w:rPr>
-          <w:rFonts w:hint="eastAsia"/>
-        </w:rPr>
-        <w:t xml:space="preserve">：浏览器直连</w:t>
-      </w:r>
-      <w:r>
-        <w:t xml:space="preserve"> WebDAV </w:t>
-      </w:r>
-      <w:r>
-        <w:rPr>
-          <w:rFonts w:hint="eastAsia"/>
-        </w:rPr>
-        <w:t xml:space="preserve">时，服务端需要允许当前页面的来源，并放行</w:t>
-      </w:r>
-      <w:r>
-        <w:t xml:space="preserve"> </w:t>
-      </w:r>
-      <w:r>
-        <w:rPr>
-          <w:rStyle w:val="VerbatimChar"/>
-        </w:rPr>
-        <w:t xml:space="preserve">OPTIONS</w:t>
-      </w:r>
-      <w:r>
-        <w:t xml:space="preserve">、</w:t>
-      </w:r>
-      <w:r>
-        <w:rPr>
-          <w:rStyle w:val="VerbatimChar"/>
-        </w:rPr>
-        <w:t xml:space="preserve">PROPFIND</w:t>
-      </w:r>
-      <w:r>
-        <w:t xml:space="preserve">、</w:t>
-      </w:r>
-      <w:r>
-        <w:rPr>
-          <w:rStyle w:val="VerbatimChar"/>
-        </w:rPr>
-        <w:t xml:space="preserve">MKCOL</w:t>
-      </w:r>
-      <w:r>
-        <w:t xml:space="preserve">、</w:t>
-      </w:r>
-      <w:r>
-        <w:rPr>
-          <w:rStyle w:val="VerbatimChar"/>
-        </w:rPr>
-        <w:t xml:space="preserve">GET</w:t>
-      </w:r>
-      <w:r>
-        <w:t xml:space="preserve">、</w:t>
-      </w:r>
-      <w:r>
-        <w:rPr>
-          <w:rStyle w:val="VerbatimChar"/>
-        </w:rPr>
-        <w:t xml:space="preserve">PUT</w:t>
-      </w:r>
-      <w:r>
-        <w:t xml:space="preserve"> </w:t>
-      </w:r>
-      <w:r>
-        <w:rPr>
-          <w:rFonts w:hint="eastAsia"/>
-        </w:rPr>
-        <w:t xml:space="preserve">方法及</w:t>
-      </w:r>
-      <w:r>
-        <w:t xml:space="preserve"> </w:t>
-      </w:r>
-      <w:r>
-        <w:rPr>
-          <w:rStyle w:val="VerbatimChar"/>
-        </w:rPr>
-        <w:t xml:space="preserve">Authorization</w:t>
-      </w:r>
-      <w:r>
-        <w:t xml:space="preserve">、</w:t>
-      </w:r>
-      <w:r>
-        <w:rPr>
-          <w:rStyle w:val="VerbatimChar"/>
-        </w:rPr>
-        <w:t xml:space="preserve">Content-Type</w:t>
-      </w:r>
-      <w:r>
-        <w:t xml:space="preserve">、</w:t>
-      </w:r>
-      <w:r>
-        <w:rPr>
-          <w:rStyle w:val="VerbatimChar"/>
-        </w:rPr>
-        <w:t xml:space="preserve">Depth</w:t>
-      </w:r>
-      <w:r>
-        <w:t xml:space="preserve"> </w:t>
-      </w:r>
-      <w:r>
-        <w:rPr>
-          <w:rFonts w:hint="eastAsia"/>
-        </w:rPr>
-        <w:t xml:space="preserve">请求头。如果服务端未配置，连接会失败。</w:t>
-      </w:r>
-    </w:p>
-    <w:p>
-      <w:pPr>
-        <w:pStyle w:val="BlockText"/>
-      </w:pPr>
-      <w:r>
-        <w:rPr>
-          <w:rFonts w:hint="eastAsia"/>
-        </w:rPr>
-        <w:t xml:space="preserve">失败时可以展开</w:t>
-      </w:r>
-      <w:r>
-        <w:t xml:space="preserve"> </w:t>
-      </w:r>
-      <w:r>
-        <w:rPr>
-          <w:rFonts w:hint="eastAsia"/>
-          <w:b/>
-          <w:bCs/>
-        </w:rPr>
-        <w:t xml:space="preserve">连接诊断</w:t>
-      </w:r>
-      <w:r>
-        <w:rPr>
-          <w:rFonts w:hint="eastAsia"/>
-        </w:rPr>
-        <w:t xml:space="preserve">，里面会给出错误分类和处理建议，也可以一键复制（不含密码）用于排查。</w:t>
-      </w:r>
-    </w:p>
-    <w:p>
-      <w:r>
-        <w:pict>
-          <v:rect style="width:0;height:1.5pt" o:hralign="center" o:hrstd="t" o:hr="t"/>
-        </w:pict>
-      </w:r>
-    </w:p>
-    <w:bookmarkEnd w:id="14"/>
-    <w:bookmarkStart w:id="15" w:name="四原生端配置"/>
-    <w:p>
-      <w:pPr>
-        <w:pStyle w:val="Heading2"/>
-        <w:keepNext/>
-      </w:pPr>
-      <w:r>
-        <w:rPr>
-          <w:rFonts w:hint="eastAsia"/>
-        </w:rPr>
-        <w:t xml:space="preserve">四、原生端配置</w:t>
-      </w:r>
-    </w:p>
-    <w:p>
-      <w:pPr>
-        <w:pStyle w:val="FirstParagraph"/>
-      </w:pPr>
-      <w:r>
-        <w:rPr>
-          <w:rFonts w:hint="eastAsia"/>
-        </w:rPr>
-        <w:t xml:space="preserve">入口：</w:t>
-      </w:r>
-      <w:r>
-        <w:rPr>
-          <w:rFonts w:hint="eastAsia"/>
-          <w:b/>
-          <w:bCs/>
-        </w:rPr>
-        <w:t xml:space="preserve">我的</w:t>
-      </w:r>
-      <w:r>
-        <w:rPr>
-          <w:b/>
-          <w:bCs/>
-        </w:rPr>
-        <w:t xml:space="preserve"> → </w:t>
-      </w:r>
-      <w:r>
-        <w:rPr>
-          <w:rFonts w:hint="eastAsia"/>
-          <w:b/>
-          <w:bCs/>
-        </w:rPr>
-        <w:t xml:space="preserve">数据管理</w:t>
-      </w:r>
-      <w:r>
-        <w:rPr>
-          <w:b/>
-          <w:bCs/>
-        </w:rPr>
-        <w:t xml:space="preserve"> → </w:t>
-      </w:r>
-      <w:r>
-        <w:rPr>
-          <w:rFonts w:hint="eastAsia"/>
-          <w:b/>
-          <w:bCs/>
-        </w:rPr>
-        <w:t xml:space="preserve">云端备份</w:t>
-      </w:r>
-    </w:p>
-    <w:p>
-      <w:pPr>
-        <w:pStyle w:val="BodyText"/>
-      </w:pPr>
-      <w:r>
-        <w:rPr>
-          <w:rFonts w:hint="eastAsia"/>
-        </w:rPr>
-        <w:t xml:space="preserve">配置项与</w:t>
-      </w:r>
-      <w:r>
-        <w:t xml:space="preserve"> Web </w:t>
-      </w:r>
-      <w:r>
-        <w:rPr>
-          <w:rFonts w:hint="eastAsia"/>
-        </w:rPr>
-        <w:t xml:space="preserve">端一致。区别在于：</w:t>
+        <w:t xml:space="preserve">操作顺序：</w:t>
       </w:r>
     </w:p>
     <w:p>
@@ -1222,18 +1004,7 @@
         <w:rPr>
           <w:rFonts w:hint="eastAsia"/>
         </w:rPr>
-        <w:t xml:space="preserve">原生端通过系统网络栈直接请求，</w:t>
-      </w:r>
-      <w:r>
-        <w:rPr>
-          <w:rFonts w:hint="eastAsia"/>
-          <w:b/>
-          <w:bCs/>
-        </w:rPr>
-        <w:t xml:space="preserve">不受浏览器跨域限制</w:t>
-      </w:r>
-      <w:r>
-        <w:t xml:space="preserve">。</w:t>
+        <w:t xml:space="preserve">填写地址、目录、账号和密码。</w:t>
       </w:r>
     </w:p>
     <w:p>
@@ -1248,16 +1019,21 @@
         <w:rPr>
           <w:rFonts w:hint="eastAsia"/>
         </w:rPr>
-        <w:t xml:space="preserve">密码使用</w:t>
-      </w:r>
-      <w:r>
-        <w:t xml:space="preserve"> Android Keystore </w:t>
-      </w:r>
-      <w:r>
-        <w:rPr>
-          <w:rFonts w:hint="eastAsia"/>
-        </w:rPr>
-        <w:t xml:space="preserve">加密后保存在本机，不参与任何备份。</w:t>
+        <w:t xml:space="preserve">点</w:t>
+      </w:r>
+      <w:r>
+        <w:t xml:space="preserve"> </w:t>
+      </w:r>
+      <w:r>
+        <w:rPr>
+          <w:rFonts w:hint="eastAsia"/>
+          <w:b/>
+          <w:bCs/>
+        </w:rPr>
+        <w:t xml:space="preserve">保存配置</w:t>
+      </w:r>
+      <w:r>
+        <w:t xml:space="preserve">。</w:t>
       </w:r>
     </w:p>
     <w:p>
@@ -1272,32 +1048,304 @@
         <w:rPr>
           <w:rFonts w:hint="eastAsia"/>
         </w:rPr>
-        <w:t xml:space="preserve">默认远程目录为</w:t>
+        <w:t xml:space="preserve">点</w:t>
       </w:r>
       <w:r>
         <w:t xml:space="preserve"> </w:t>
       </w:r>
-      <w:r>
-        <w:rPr>
-          <w:rStyle w:val="VerbatimChar"/>
-        </w:rPr>
-        <w:t xml:space="preserve">/ShirohaQuiz/Backups/</w:t>
-      </w:r>
-      <w:r>
-        <w:t xml:space="preserve">。</w:t>
-      </w:r>
-    </w:p>
-    <w:p>
-      <w:pPr>
-        <w:pStyle w:val="FirstParagraph"/>
-      </w:pPr>
       <w:r>
         <w:rPr>
           <w:rFonts w:hint="eastAsia"/>
           <w:b/>
           <w:bCs/>
         </w:rPr>
-        <w:t xml:space="preserve">首次使用建议按此顺序：</w:t>
+        <w:t xml:space="preserve">测试连接</w:t>
+      </w:r>
+      <w:r>
+        <w:rPr>
+          <w:rFonts w:hint="eastAsia"/>
+        </w:rPr>
+        <w:t xml:space="preserve">，确认能访问</w:t>
+      </w:r>
+      <w:r>
+        <w:t xml:space="preserve"> WebDAV </w:t>
+      </w:r>
+      <w:r>
+        <w:rPr>
+          <w:rFonts w:hint="eastAsia"/>
+        </w:rPr>
+        <w:t xml:space="preserve">根地址。</w:t>
+      </w:r>
+    </w:p>
+    <w:p>
+      <w:pPr>
+        <w:pStyle w:val="Compact"/>
+        <w:numPr>
+          <w:ilvl w:val="0"/>
+          <w:numId w:val="1005"/>
+        </w:numPr>
+      </w:pPr>
+      <w:r>
+        <w:rPr>
+          <w:rFonts w:hint="eastAsia"/>
+        </w:rPr>
+        <w:t xml:space="preserve">点</w:t>
+      </w:r>
+      <w:r>
+        <w:t xml:space="preserve"> </w:t>
+      </w:r>
+      <w:r>
+        <w:rPr>
+          <w:rFonts w:hint="eastAsia"/>
+          <w:b/>
+          <w:bCs/>
+        </w:rPr>
+        <w:t xml:space="preserve">上传当前完整备份</w:t>
+      </w:r>
+      <w:r>
+        <w:t xml:space="preserve"> </w:t>
+      </w:r>
+      <w:r>
+        <w:rPr>
+          <w:rFonts w:hint="eastAsia"/>
+        </w:rPr>
+        <w:t xml:space="preserve">开始备份。</w:t>
+      </w:r>
+    </w:p>
+    <w:p>
+      <w:pPr>
+        <w:pStyle w:val="BlockText"/>
+      </w:pPr>
+      <w:r>
+        <w:rPr>
+          <w:rFonts w:hint="eastAsia"/>
+          <w:b/>
+          <w:bCs/>
+        </w:rPr>
+        <w:t xml:space="preserve">关于跨域（CORS）</w:t>
+      </w:r>
+      <w:r>
+        <w:rPr>
+          <w:rFonts w:hint="eastAsia"/>
+        </w:rPr>
+        <w:t xml:space="preserve">：浏览器直连</w:t>
+      </w:r>
+      <w:r>
+        <w:t xml:space="preserve"> WebDAV </w:t>
+      </w:r>
+      <w:r>
+        <w:rPr>
+          <w:rFonts w:hint="eastAsia"/>
+        </w:rPr>
+        <w:t xml:space="preserve">时，服务端需要允许当前页面的来源，并放行</w:t>
+      </w:r>
+      <w:r>
+        <w:t xml:space="preserve"> </w:t>
+      </w:r>
+      <w:r>
+        <w:rPr>
+          <w:rStyle w:val="VerbatimChar"/>
+        </w:rPr>
+        <w:t xml:space="preserve">OPTIONS</w:t>
+      </w:r>
+      <w:r>
+        <w:t xml:space="preserve">、</w:t>
+      </w:r>
+      <w:r>
+        <w:rPr>
+          <w:rStyle w:val="VerbatimChar"/>
+        </w:rPr>
+        <w:t xml:space="preserve">PROPFIND</w:t>
+      </w:r>
+      <w:r>
+        <w:t xml:space="preserve">、</w:t>
+      </w:r>
+      <w:r>
+        <w:rPr>
+          <w:rStyle w:val="VerbatimChar"/>
+        </w:rPr>
+        <w:t xml:space="preserve">MKCOL</w:t>
+      </w:r>
+      <w:r>
+        <w:t xml:space="preserve">、</w:t>
+      </w:r>
+      <w:r>
+        <w:rPr>
+          <w:rStyle w:val="VerbatimChar"/>
+        </w:rPr>
+        <w:t xml:space="preserve">GET</w:t>
+      </w:r>
+      <w:r>
+        <w:t xml:space="preserve">、</w:t>
+      </w:r>
+      <w:r>
+        <w:rPr>
+          <w:rStyle w:val="VerbatimChar"/>
+        </w:rPr>
+        <w:t xml:space="preserve">PUT</w:t>
+      </w:r>
+      <w:r>
+        <w:t xml:space="preserve"> </w:t>
+      </w:r>
+      <w:r>
+        <w:rPr>
+          <w:rFonts w:hint="eastAsia"/>
+        </w:rPr>
+        <w:t xml:space="preserve">方法及</w:t>
+      </w:r>
+      <w:r>
+        <w:t xml:space="preserve"> </w:t>
+      </w:r>
+      <w:r>
+        <w:rPr>
+          <w:rStyle w:val="VerbatimChar"/>
+        </w:rPr>
+        <w:t xml:space="preserve">Authorization</w:t>
+      </w:r>
+      <w:r>
+        <w:t xml:space="preserve">、</w:t>
+      </w:r>
+      <w:r>
+        <w:rPr>
+          <w:rStyle w:val="VerbatimChar"/>
+        </w:rPr>
+        <w:t xml:space="preserve">Content-Type</w:t>
+      </w:r>
+      <w:r>
+        <w:t xml:space="preserve">、</w:t>
+      </w:r>
+      <w:r>
+        <w:rPr>
+          <w:rStyle w:val="VerbatimChar"/>
+        </w:rPr>
+        <w:t xml:space="preserve">Depth</w:t>
+      </w:r>
+      <w:r>
+        <w:t xml:space="preserve"> </w:t>
+      </w:r>
+      <w:r>
+        <w:rPr>
+          <w:rFonts w:hint="eastAsia"/>
+        </w:rPr>
+        <w:t xml:space="preserve">请求头。如果服务端未配置，连接会失败。</w:t>
+      </w:r>
+    </w:p>
+    <w:p>
+      <w:pPr>
+        <w:pStyle w:val="BlockText"/>
+      </w:pPr>
+      <w:r>
+        <w:rPr>
+          <w:rFonts w:hint="eastAsia"/>
+        </w:rPr>
+        <w:t xml:space="preserve">失败时可以展开</w:t>
+      </w:r>
+      <w:r>
+        <w:t xml:space="preserve"> </w:t>
+      </w:r>
+      <w:r>
+        <w:rPr>
+          <w:rFonts w:hint="eastAsia"/>
+          <w:b/>
+          <w:bCs/>
+        </w:rPr>
+        <w:t xml:space="preserve">连接诊断</w:t>
+      </w:r>
+      <w:r>
+        <w:rPr>
+          <w:rFonts w:hint="eastAsia"/>
+        </w:rPr>
+        <w:t xml:space="preserve">，里面会给出错误分类和处理建议，也可以一键复制（不含密码）用于排查。</w:t>
+      </w:r>
+    </w:p>
+    <w:p>
+      <w:r>
+        <w:pict>
+          <v:rect style="width:0;height:1.5pt" o:hralign="center" o:hrstd="t" o:hr="t"/>
+        </w:pict>
+      </w:r>
+    </w:p>
+    <w:bookmarkEnd w:id="14"/>
+    <w:bookmarkStart w:id="15" w:name="四原生端配置"/>
+    <w:p>
+      <w:pPr>
+        <w:pStyle w:val="Heading2"/>
+        <w:keepNext/>
+      </w:pPr>
+      <w:r>
+        <w:rPr>
+          <w:rFonts w:hint="eastAsia"/>
+        </w:rPr>
+        <w:t xml:space="preserve">四、原生端配置</w:t>
+      </w:r>
+    </w:p>
+    <w:p>
+      <w:pPr>
+        <w:pStyle w:val="FirstParagraph"/>
+      </w:pPr>
+      <w:r>
+        <w:rPr>
+          <w:rFonts w:hint="eastAsia"/>
+        </w:rPr>
+        <w:t xml:space="preserve">入口：</w:t>
+      </w:r>
+      <w:r>
+        <w:rPr>
+          <w:rFonts w:hint="eastAsia"/>
+          <w:b/>
+          <w:bCs/>
+        </w:rPr>
+        <w:t xml:space="preserve">我的</w:t>
+      </w:r>
+      <w:r>
+        <w:rPr>
+          <w:b/>
+          <w:bCs/>
+        </w:rPr>
+        <w:t xml:space="preserve"> → </w:t>
+      </w:r>
+      <w:r>
+        <w:rPr>
+          <w:rFonts w:hint="eastAsia"/>
+          <w:b/>
+          <w:bCs/>
+        </w:rPr>
+        <w:t xml:space="preserve">数据管理</w:t>
+      </w:r>
+      <w:r>
+        <w:rPr>
+          <w:b/>
+          <w:bCs/>
+        </w:rPr>
+        <w:t xml:space="preserve"> → </w:t>
+      </w:r>
+      <w:r>
+        <w:rPr>
+          <w:rFonts w:hint="eastAsia"/>
+          <w:b/>
+          <w:bCs/>
+        </w:rPr>
+        <w:t xml:space="preserve">云端备份</w:t>
+      </w:r>
+    </w:p>
+    <w:p>
+      <w:pPr>
+        <w:pStyle w:val="BodyText"/>
+      </w:pPr>
+      <w:r>
+        <w:rPr>
+          <w:rFonts w:hint="eastAsia"/>
+        </w:rPr>
+        <w:t xml:space="preserve">配置项与</w:t>
+      </w:r>
+      <w:r>
+        <w:t xml:space="preserve"> Web </w:t>
+      </w:r>
+      <w:r>
+        <w:rPr>
+          <w:rFonts w:hint="eastAsia"/>
+        </w:rPr>
+        <w:t xml:space="preserve">端一致。区别在于：</w:t>
       </w:r>
     </w:p>
     <w:p>
@@ -1312,7 +1360,18 @@
         <w:rPr>
           <w:rFonts w:hint="eastAsia"/>
         </w:rPr>
-        <w:t xml:space="preserve">保存配置。</w:t>
+        <w:t xml:space="preserve">原生端通过系统网络栈直接请求，</w:t>
+      </w:r>
+      <w:r>
+        <w:rPr>
+          <w:rFonts w:hint="eastAsia"/>
+          <w:b/>
+          <w:bCs/>
+        </w:rPr>
+        <w:t xml:space="preserve">不受浏览器跨域限制</w:t>
+      </w:r>
+      <w:r>
+        <w:t xml:space="preserve">。</w:t>
       </w:r>
     </w:p>
     <w:p>
@@ -1327,7 +1386,16 @@
         <w:rPr>
           <w:rFonts w:hint="eastAsia"/>
         </w:rPr>
-        <w:t xml:space="preserve">测试连接。</w:t>
+        <w:t xml:space="preserve">密码使用</w:t>
+      </w:r>
+      <w:r>
+        <w:t xml:space="preserve"> Android Keystore </w:t>
+      </w:r>
+      <w:r>
+        <w:rPr>
+          <w:rFonts w:hint="eastAsia"/>
+        </w:rPr>
+        <w:t xml:space="preserve">加密后保存在本机，不参与任何备份。</w:t>
       </w:r>
     </w:p>
     <w:p>
@@ -1342,85 +1410,32 @@
         <w:rPr>
           <w:rFonts w:hint="eastAsia"/>
         </w:rPr>
-        <w:t xml:space="preserve">手动创建一次目录（部分服务端不会自动创建多级目录）。</w:t>
-      </w:r>
-    </w:p>
-    <w:p>
-      <w:pPr>
-        <w:pStyle w:val="Compact"/>
-        <w:numPr>
-          <w:ilvl w:val="0"/>
-          <w:numId w:val="1006"/>
-        </w:numPr>
-      </w:pPr>
-      <w:r>
-        <w:rPr>
-          <w:rFonts w:hint="eastAsia"/>
-        </w:rPr>
-        <w:t xml:space="preserve">上传一次备份，确认云端能看到文件。</w:t>
-      </w:r>
-    </w:p>
-    <w:p>
-      <w:pPr>
-        <w:pStyle w:val="BlockText"/>
-      </w:pPr>
-      <w:r>
-        <w:rPr>
-          <w:rFonts w:hint="eastAsia"/>
-        </w:rPr>
-        <w:t xml:space="preserve">建议先完整验证一次「手动上传</w:t>
-      </w:r>
-      <w:r>
-        <w:t xml:space="preserve"> → </w:t>
-      </w:r>
-      <w:r>
-        <w:rPr>
-          <w:rFonts w:hint="eastAsia"/>
-        </w:rPr>
-        <w:t xml:space="preserve">下载</w:t>
-      </w:r>
-      <w:r>
-        <w:t xml:space="preserve"> → </w:t>
-      </w:r>
-      <w:r>
-        <w:rPr>
-          <w:rFonts w:hint="eastAsia"/>
-        </w:rPr>
-        <w:t xml:space="preserve">恢复」流程，再考虑开启自动备份。</w:t>
-      </w:r>
-    </w:p>
-    <w:p>
-      <w:r>
-        <w:pict>
-          <v:rect style="width:0;height:1.5pt" o:hralign="center" o:hrstd="t" o:hr="t"/>
-        </w:pict>
-      </w:r>
-    </w:p>
-    <w:bookmarkEnd w:id="15"/>
-    <w:bookmarkStart w:id="19" w:name="五上传与恢复"/>
-    <w:p>
-      <w:pPr>
-        <w:pStyle w:val="Heading2"/>
-        <w:keepNext/>
-      </w:pPr>
-      <w:r>
-        <w:rPr>
-          <w:rFonts w:hint="eastAsia"/>
-        </w:rPr>
-        <w:t xml:space="preserve">五、上传与恢复</w:t>
-      </w:r>
-    </w:p>
-    <w:bookmarkStart w:id="16" w:name="上传备份"/>
-    <w:p>
-      <w:pPr>
-        <w:pStyle w:val="Heading3"/>
-        <w:keepNext/>
-      </w:pPr>
-      <w:r>
-        <w:rPr>
-          <w:rFonts w:hint="eastAsia"/>
-        </w:rPr>
-        <w:t xml:space="preserve">上传备份</w:t>
+        <w:t xml:space="preserve">默认远程目录为</w:t>
+      </w:r>
+      <w:r>
+        <w:t xml:space="preserve"> </w:t>
+      </w:r>
+      <w:r>
+        <w:rPr>
+          <w:rStyle w:val="VerbatimChar"/>
+        </w:rPr>
+        <w:t xml:space="preserve">/ShirohaQuiz/Backups/</w:t>
+      </w:r>
+      <w:r>
+        <w:t xml:space="preserve">。</w:t>
+      </w:r>
+    </w:p>
+    <w:p>
+      <w:pPr>
+        <w:pStyle w:val="FirstParagraph"/>
+      </w:pPr>
+      <w:r>
+        <w:rPr>
+          <w:rFonts w:hint="eastAsia"/>
+          <w:b/>
+          <w:bCs/>
+        </w:rPr>
+        <w:t xml:space="preserve">首次使用建议按此顺序：</w:t>
       </w:r>
     </w:p>
     <w:p>
@@ -1432,27 +1447,10 @@
         </w:numPr>
       </w:pPr>
       <w:r>
-        <w:t xml:space="preserve">Web </w:t>
-      </w:r>
-      <w:r>
-        <w:rPr>
-          <w:rFonts w:hint="eastAsia"/>
-        </w:rPr>
-        <w:t xml:space="preserve">端：点</w:t>
-      </w:r>
-      <w:r>
-        <w:t xml:space="preserve"> </w:t>
-      </w:r>
-      <w:r>
-        <w:rPr>
-          <w:rFonts w:hint="eastAsia"/>
-          <w:b/>
-          <w:bCs/>
-        </w:rPr>
-        <w:t xml:space="preserve">上传当前完整备份</w:t>
-      </w:r>
-      <w:r>
-        <w:t xml:space="preserve">。</w:t>
+        <w:rPr>
+          <w:rFonts w:hint="eastAsia"/>
+        </w:rPr>
+        <w:t xml:space="preserve">保存配置。</w:t>
       </w:r>
     </w:p>
     <w:p>
@@ -1467,45 +1465,90 @@
         <w:rPr>
           <w:rFonts w:hint="eastAsia"/>
         </w:rPr>
-        <w:t xml:space="preserve">原生端：在云端备份页点上传。</w:t>
-      </w:r>
-    </w:p>
-    <w:p>
-      <w:pPr>
-        <w:pStyle w:val="FirstParagraph"/>
-      </w:pPr>
-      <w:r>
-        <w:rPr>
-          <w:rFonts w:hint="eastAsia"/>
-        </w:rPr>
-        <w:t xml:space="preserve">上传时会创建一个带时间戳的唯一文件名，</w:t>
-      </w:r>
-      <w:r>
-        <w:rPr>
-          <w:rFonts w:hint="eastAsia"/>
-          <w:b/>
-          <w:bCs/>
-        </w:rPr>
-        <w:t xml:space="preserve">不会覆盖云端已有的旧备份</w:t>
-      </w:r>
-      <w:r>
-        <w:rPr>
-          <w:rFonts w:hint="eastAsia"/>
-        </w:rPr>
-        <w:t xml:space="preserve">。原生端还会先上传临时文件，校验大小与</w:t>
-      </w:r>
-      <w:r>
-        <w:t xml:space="preserve"> SHA-256 </w:t>
-      </w:r>
-      <w:r>
-        <w:rPr>
-          <w:rFonts w:hint="eastAsia"/>
-        </w:rPr>
-        <w:t xml:space="preserve">通过后才转为正式文件，避免半截文件被误当成有效备份。</w:t>
-      </w:r>
-    </w:p>
-    <w:bookmarkEnd w:id="16"/>
-    <w:bookmarkStart w:id="17" w:name="查看与下载"/>
+        <w:t xml:space="preserve">测试连接。</w:t>
+      </w:r>
+    </w:p>
+    <w:p>
+      <w:pPr>
+        <w:pStyle w:val="Compact"/>
+        <w:numPr>
+          <w:ilvl w:val="0"/>
+          <w:numId w:val="1007"/>
+        </w:numPr>
+      </w:pPr>
+      <w:r>
+        <w:rPr>
+          <w:rFonts w:hint="eastAsia"/>
+        </w:rPr>
+        <w:t xml:space="preserve">手动创建一次目录（部分服务端不会自动创建多级目录）。</w:t>
+      </w:r>
+    </w:p>
+    <w:p>
+      <w:pPr>
+        <w:pStyle w:val="Compact"/>
+        <w:numPr>
+          <w:ilvl w:val="0"/>
+          <w:numId w:val="1007"/>
+        </w:numPr>
+      </w:pPr>
+      <w:r>
+        <w:rPr>
+          <w:rFonts w:hint="eastAsia"/>
+        </w:rPr>
+        <w:t xml:space="preserve">上传一次备份，确认云端能看到文件。</w:t>
+      </w:r>
+    </w:p>
+    <w:p>
+      <w:pPr>
+        <w:pStyle w:val="BlockText"/>
+      </w:pPr>
+      <w:r>
+        <w:rPr>
+          <w:rFonts w:hint="eastAsia"/>
+        </w:rPr>
+        <w:t xml:space="preserve">建议先完整验证一次「手动上传</w:t>
+      </w:r>
+      <w:r>
+        <w:t xml:space="preserve"> → </w:t>
+      </w:r>
+      <w:r>
+        <w:rPr>
+          <w:rFonts w:hint="eastAsia"/>
+        </w:rPr>
+        <w:t xml:space="preserve">下载</w:t>
+      </w:r>
+      <w:r>
+        <w:t xml:space="preserve"> → </w:t>
+      </w:r>
+      <w:r>
+        <w:rPr>
+          <w:rFonts w:hint="eastAsia"/>
+        </w:rPr>
+        <w:t xml:space="preserve">恢复」流程，再考虑开启自动备份。</w:t>
+      </w:r>
+    </w:p>
+    <w:p>
+      <w:r>
+        <w:pict>
+          <v:rect style="width:0;height:1.5pt" o:hralign="center" o:hrstd="t" o:hr="t"/>
+        </w:pict>
+      </w:r>
+    </w:p>
+    <w:bookmarkEnd w:id="15"/>
+    <w:bookmarkStart w:id="19" w:name="五上传与恢复"/>
+    <w:p>
+      <w:pPr>
+        <w:pStyle w:val="Heading2"/>
+        <w:keepNext/>
+      </w:pPr>
+      <w:r>
+        <w:rPr>
+          <w:rFonts w:hint="eastAsia"/>
+        </w:rPr>
+        <w:t xml:space="preserve">五、上传与恢复</w:t>
+      </w:r>
+    </w:p>
+    <w:bookmarkStart w:id="16" w:name="上传备份"/>
     <w:p>
       <w:pPr>
         <w:pStyle w:val="Heading3"/>
@@ -1515,38 +1558,7 @@
         <w:rPr>
           <w:rFonts w:hint="eastAsia"/>
         </w:rPr>
-        <w:t xml:space="preserve">查看与下载</w:t>
-      </w:r>
-    </w:p>
-    <w:p>
-      <w:pPr>
-        <w:pStyle w:val="FirstParagraph"/>
-      </w:pPr>
-      <w:r>
-        <w:rPr>
-          <w:rFonts w:hint="eastAsia"/>
-        </w:rPr>
-        <w:t xml:space="preserve">点</w:t>
-      </w:r>
-      <w:r>
-        <w:t xml:space="preserve"> </w:t>
-      </w:r>
-      <w:r>
-        <w:rPr>
-          <w:rFonts w:hint="eastAsia"/>
-          <w:b/>
-          <w:bCs/>
-        </w:rPr>
-        <w:t xml:space="preserve">刷新远程备份</w:t>
-      </w:r>
-      <w:r>
-        <w:t xml:space="preserve"> </w:t>
-      </w:r>
-      <w:r>
-        <w:rPr>
-          <w:rFonts w:hint="eastAsia"/>
-        </w:rPr>
-        <w:t xml:space="preserve">可读取云端列表。原生端的列表支持：</w:t>
+        <w:t xml:space="preserve">上传备份</w:t>
       </w:r>
     </w:p>
     <w:p>
@@ -1558,18 +1570,27 @@
         </w:numPr>
       </w:pPr>
       <w:r>
+        <w:t xml:space="preserve">Web </w:t>
+      </w:r>
+      <w:r>
+        <w:rPr>
+          <w:rFonts w:hint="eastAsia"/>
+        </w:rPr>
+        <w:t xml:space="preserve">端：点</w:t>
+      </w:r>
+      <w:r>
+        <w:t xml:space="preserve"> </w:t>
+      </w:r>
+      <w:r>
         <w:rPr>
           <w:rFonts w:hint="eastAsia"/>
           <w:b/>
           <w:bCs/>
         </w:rPr>
-        <w:t xml:space="preserve">恢复</w:t>
-      </w:r>
-      <w:r>
-        <w:rPr>
-          <w:rFonts w:hint="eastAsia"/>
-        </w:rPr>
-        <w:t xml:space="preserve">：把该备份恢复到当前设备</w:t>
+        <w:t xml:space="preserve">上传当前完整备份</w:t>
+      </w:r>
+      <w:r>
+        <w:t xml:space="preserve">。</w:t>
       </w:r>
     </w:p>
     <w:p>
@@ -1583,16 +1604,87 @@
       <w:r>
         <w:rPr>
           <w:rFonts w:hint="eastAsia"/>
+        </w:rPr>
+        <w:t xml:space="preserve">原生端：在云端备份页点上传。</w:t>
+      </w:r>
+    </w:p>
+    <w:p>
+      <w:pPr>
+        <w:pStyle w:val="FirstParagraph"/>
+      </w:pPr>
+      <w:r>
+        <w:rPr>
+          <w:rFonts w:hint="eastAsia"/>
+        </w:rPr>
+        <w:t xml:space="preserve">上传时会创建一个带时间戳的唯一文件名，</w:t>
+      </w:r>
+      <w:r>
+        <w:rPr>
+          <w:rFonts w:hint="eastAsia"/>
           <w:b/>
           <w:bCs/>
         </w:rPr>
-        <w:t xml:space="preserve">下载到本地</w:t>
-      </w:r>
-      <w:r>
-        <w:rPr>
-          <w:rFonts w:hint="eastAsia"/>
-        </w:rPr>
-        <w:t xml:space="preserve">：先保存到手机，稍后再处理</w:t>
+        <w:t xml:space="preserve">不会覆盖云端已有的旧备份</w:t>
+      </w:r>
+      <w:r>
+        <w:rPr>
+          <w:rFonts w:hint="eastAsia"/>
+        </w:rPr>
+        <w:t xml:space="preserve">。原生端还会先上传临时文件，校验大小与</w:t>
+      </w:r>
+      <w:r>
+        <w:t xml:space="preserve"> SHA-256 </w:t>
+      </w:r>
+      <w:r>
+        <w:rPr>
+          <w:rFonts w:hint="eastAsia"/>
+        </w:rPr>
+        <w:t xml:space="preserve">通过后才转为正式文件，避免半截文件被误当成有效备份。</w:t>
+      </w:r>
+    </w:p>
+    <w:bookmarkEnd w:id="16"/>
+    <w:bookmarkStart w:id="17" w:name="查看与下载"/>
+    <w:p>
+      <w:pPr>
+        <w:pStyle w:val="Heading3"/>
+        <w:keepNext/>
+      </w:pPr>
+      <w:r>
+        <w:rPr>
+          <w:rFonts w:hint="eastAsia"/>
+        </w:rPr>
+        <w:t xml:space="preserve">查看与下载</w:t>
+      </w:r>
+    </w:p>
+    <w:p>
+      <w:pPr>
+        <w:pStyle w:val="FirstParagraph"/>
+      </w:pPr>
+      <w:r>
+        <w:rPr>
+          <w:rFonts w:hint="eastAsia"/>
+        </w:rPr>
+        <w:t xml:space="preserve">点</w:t>
+      </w:r>
+      <w:r>
+        <w:t xml:space="preserve"> </w:t>
+      </w:r>
+      <w:r>
+        <w:rPr>
+          <w:rFonts w:hint="eastAsia"/>
+          <w:b/>
+          <w:bCs/>
+        </w:rPr>
+        <w:t xml:space="preserve">刷新远程备份</w:t>
+      </w:r>
+      <w:r>
+        <w:t xml:space="preserve"> </w:t>
+      </w:r>
+      <w:r>
+        <w:rPr>
+          <w:rFonts w:hint="eastAsia"/>
+        </w:rPr>
+        <w:t xml:space="preserve">可读取云端列表。原生端的列表支持：</w:t>
       </w:r>
     </w:p>
     <w:p>
@@ -1600,7 +1692,53 @@
         <w:pStyle w:val="Compact"/>
         <w:numPr>
           <w:ilvl w:val="0"/>
-          <w:numId w:val="1008"/>
+          <w:numId w:val="1009"/>
+        </w:numPr>
+      </w:pPr>
+      <w:r>
+        <w:rPr>
+          <w:rFonts w:hint="eastAsia"/>
+          <w:b/>
+          <w:bCs/>
+        </w:rPr>
+        <w:t xml:space="preserve">恢复</w:t>
+      </w:r>
+      <w:r>
+        <w:rPr>
+          <w:rFonts w:hint="eastAsia"/>
+        </w:rPr>
+        <w:t xml:space="preserve">：把该备份恢复到当前设备</w:t>
+      </w:r>
+    </w:p>
+    <w:p>
+      <w:pPr>
+        <w:pStyle w:val="Compact"/>
+        <w:numPr>
+          <w:ilvl w:val="0"/>
+          <w:numId w:val="1009"/>
+        </w:numPr>
+      </w:pPr>
+      <w:r>
+        <w:rPr>
+          <w:rFonts w:hint="eastAsia"/>
+          <w:b/>
+          <w:bCs/>
+        </w:rPr>
+        <w:t xml:space="preserve">下载到本地</w:t>
+      </w:r>
+      <w:r>
+        <w:rPr>
+          <w:rFonts w:hint="eastAsia"/>
+        </w:rPr>
+        <w:t xml:space="preserve">：先保存到手机，稍后再处理</w:t>
+      </w:r>
+    </w:p>
+    <w:p>
+      <w:pPr>
+        <w:pStyle w:val="Compact"/>
+        <w:numPr>
+          <w:ilvl w:val="0"/>
+          <w:numId w:val="1009"/>
         </w:numPr>
       </w:pPr>
       <w:r>
@@ -1804,7 +1942,7 @@
         <w:pStyle w:val="Compact"/>
         <w:numPr>
           <w:ilvl w:val="0"/>
-          <w:numId w:val="1009"/>
+          <w:numId w:val="1010"/>
         </w:numPr>
       </w:pPr>
       <w:r>
@@ -1812,178 +1950,6 @@
           <w:rFonts w:hint="eastAsia"/>
         </w:rPr>
         <w:t xml:space="preserve">恢复前会先展示备份中的题库数量和题目数量，需要二次确认。</w:t>
-      </w:r>
-    </w:p>
-    <w:p>
-      <w:pPr>
-        <w:pStyle w:val="Compact"/>
-        <w:numPr>
-          <w:ilvl w:val="0"/>
-          <w:numId w:val="1009"/>
-        </w:numPr>
-      </w:pPr>
-      <w:r>
-        <w:rPr>
-          <w:rFonts w:hint="eastAsia"/>
-        </w:rPr>
-        <w:t xml:space="preserve">执行前会先生成一份本地安全备份，万一出问题可以回退。</w:t>
-      </w:r>
-    </w:p>
-    <w:p>
-      <w:pPr>
-        <w:pStyle w:val="Compact"/>
-        <w:numPr>
-          <w:ilvl w:val="0"/>
-          <w:numId w:val="1009"/>
-        </w:numPr>
-      </w:pPr>
-      <w:r>
-        <w:rPr>
-          <w:rFonts w:hint="eastAsia"/>
-        </w:rPr>
-        <w:t xml:space="preserve">写入失败会</w:t>
-      </w:r>
-      <w:r>
-        <w:rPr>
-          <w:rFonts w:hint="eastAsia"/>
-          <w:b/>
-          <w:bCs/>
-        </w:rPr>
-        <w:t xml:space="preserve">自动回滚</w:t>
-      </w:r>
-      <w:r>
-        <w:rPr>
-          <w:rFonts w:hint="eastAsia"/>
-        </w:rPr>
-        <w:t xml:space="preserve">到恢复前的状态。</w:t>
-      </w:r>
-    </w:p>
-    <w:p>
-      <w:pPr>
-        <w:pStyle w:val="Compact"/>
-        <w:numPr>
-          <w:ilvl w:val="0"/>
-          <w:numId w:val="1009"/>
-        </w:numPr>
-      </w:pPr>
-      <w:r>
-        <w:rPr>
-          <w:rFonts w:hint="eastAsia"/>
-        </w:rPr>
-        <w:t xml:space="preserve">恢复只替换题库数据，</w:t>
-      </w:r>
-      <w:r>
-        <w:rPr>
-          <w:rFonts w:hint="eastAsia"/>
-          <w:b/>
-          <w:bCs/>
-        </w:rPr>
-        <w:t xml:space="preserve">外观设置、AI</w:t>
-      </w:r>
-      <w:r>
-        <w:rPr>
-          <w:b/>
-          <w:bCs/>
-        </w:rPr>
-        <w:t xml:space="preserve"> </w:t>
-      </w:r>
-      <w:r>
-        <w:rPr>
-          <w:rFonts w:hint="eastAsia"/>
-          <w:b/>
-          <w:bCs/>
-        </w:rPr>
-        <w:t xml:space="preserve">配置、OCR</w:t>
-      </w:r>
-      <w:r>
-        <w:rPr>
-          <w:b/>
-          <w:bCs/>
-        </w:rPr>
-        <w:t xml:space="preserve"> </w:t>
-      </w:r>
-      <w:r>
-        <w:rPr>
-          <w:rFonts w:hint="eastAsia"/>
-          <w:b/>
-          <w:bCs/>
-        </w:rPr>
-        <w:t xml:space="preserve">配置和</w:t>
-      </w:r>
-      <w:r>
-        <w:rPr>
-          <w:b/>
-          <w:bCs/>
-        </w:rPr>
-        <w:t xml:space="preserve"> WebDAV </w:t>
-      </w:r>
-      <w:r>
-        <w:rPr>
-          <w:rFonts w:hint="eastAsia"/>
-          <w:b/>
-          <w:bCs/>
-        </w:rPr>
-        <w:t xml:space="preserve">配置会保留</w:t>
-      </w:r>
-      <w:r>
-        <w:t xml:space="preserve">。</w:t>
-      </w:r>
-    </w:p>
-    <w:p>
-      <w:pPr>
-        <w:pStyle w:val="Compact"/>
-        <w:numPr>
-          <w:ilvl w:val="0"/>
-          <w:numId w:val="1009"/>
-        </w:numPr>
-      </w:pPr>
-      <w:r>
-        <w:rPr>
-          <w:rFonts w:hint="eastAsia"/>
-        </w:rPr>
-        <w:t xml:space="preserve">本地安全备份会保留最近三组。</w:t>
-      </w:r>
-    </w:p>
-    <w:p>
-      <w:r>
-        <w:pict>
-          <v:rect style="width:0;height:1.5pt" o:hralign="center" o:hrstd="t" o:hr="t"/>
-        </w:pict>
-      </w:r>
-    </w:p>
-    <w:bookmarkEnd w:id="18"/>
-    <w:bookmarkEnd w:id="19"/>
-    <w:bookmarkStart w:id="20" w:name="六自动备份仅原生-android-版"/>
-    <w:p>
-      <w:pPr>
-        <w:pStyle w:val="Heading2"/>
-        <w:keepNext/>
-      </w:pPr>
-      <w:r>
-        <w:rPr>
-          <w:rFonts w:hint="eastAsia"/>
-        </w:rPr>
-        <w:t xml:space="preserve">六、自动备份（仅原生</w:t>
-      </w:r>
-      <w:r>
-        <w:t xml:space="preserve"> Android </w:t>
-      </w:r>
-      <w:r>
-        <w:rPr>
-          <w:rFonts w:hint="eastAsia"/>
-        </w:rPr>
-        <w:t xml:space="preserve">版）</w:t>
-      </w:r>
-    </w:p>
-    <w:p>
-      <w:pPr>
-        <w:pStyle w:val="FirstParagraph"/>
-      </w:pPr>
-      <w:r>
-        <w:rPr>
-          <w:rFonts w:hint="eastAsia"/>
-        </w:rPr>
-        <w:t xml:space="preserve">在原生版的云端备份页可以设置自动备份：</w:t>
       </w:r>
     </w:p>
     <w:p>
@@ -1997,16 +1963,8 @@
       <w:r>
         <w:rPr>
           <w:rFonts w:hint="eastAsia"/>
-          <w:b/>
-          <w:bCs/>
-        </w:rPr>
-        <w:t xml:space="preserve">默认关闭</w:t>
-      </w:r>
-      <w:r>
-        <w:rPr>
-          <w:rFonts w:hint="eastAsia"/>
-        </w:rPr>
-        <w:t xml:space="preserve">，需要手动开启。</w:t>
+        </w:rPr>
+        <w:t xml:space="preserve">执行前会先生成一份本地安全备份，万一出问题可以回退。</w:t>
       </w:r>
     </w:p>
     <w:p>
@@ -2021,7 +1979,21 @@
         <w:rPr>
           <w:rFonts w:hint="eastAsia"/>
         </w:rPr>
-        <w:t xml:space="preserve">可设每天或每周执行。</w:t>
+        <w:t xml:space="preserve">写入失败会</w:t>
+      </w:r>
+      <w:r>
+        <w:rPr>
+          <w:rFonts w:hint="eastAsia"/>
+          <w:b/>
+          <w:bCs/>
+        </w:rPr>
+        <w:t xml:space="preserve">自动回滚</w:t>
+      </w:r>
+      <w:r>
+        <w:rPr>
+          <w:rFonts w:hint="eastAsia"/>
+        </w:rPr>
+        <w:t xml:space="preserve">到恢复前的状态。</w:t>
       </w:r>
     </w:p>
     <w:p>
@@ -2036,16 +2008,63 @@
         <w:rPr>
           <w:rFonts w:hint="eastAsia"/>
         </w:rPr>
-        <w:t xml:space="preserve">可限制仅在</w:t>
-      </w:r>
-      <w:r>
-        <w:t xml:space="preserve"> Wi-Fi </w:t>
-      </w:r>
-      <w:r>
-        <w:rPr>
-          <w:rFonts w:hint="eastAsia"/>
-        </w:rPr>
-        <w:t xml:space="preserve">下、或仅在充电时执行。</w:t>
+        <w:t xml:space="preserve">恢复只替换题库数据，</w:t>
+      </w:r>
+      <w:r>
+        <w:rPr>
+          <w:rFonts w:hint="eastAsia"/>
+          <w:b/>
+          <w:bCs/>
+        </w:rPr>
+        <w:t xml:space="preserve">外观设置、AI</w:t>
+      </w:r>
+      <w:r>
+        <w:rPr>
+          <w:b/>
+          <w:bCs/>
+        </w:rPr>
+        <w:t xml:space="preserve"> </w:t>
+      </w:r>
+      <w:r>
+        <w:rPr>
+          <w:rFonts w:hint="eastAsia"/>
+          <w:b/>
+          <w:bCs/>
+        </w:rPr>
+        <w:t xml:space="preserve">配置、OCR</w:t>
+      </w:r>
+      <w:r>
+        <w:rPr>
+          <w:b/>
+          <w:bCs/>
+        </w:rPr>
+        <w:t xml:space="preserve"> </w:t>
+      </w:r>
+      <w:r>
+        <w:rPr>
+          <w:rFonts w:hint="eastAsia"/>
+          <w:b/>
+          <w:bCs/>
+        </w:rPr>
+        <w:t xml:space="preserve">配置和</w:t>
+      </w:r>
+      <w:r>
+        <w:rPr>
+          <w:b/>
+          <w:bCs/>
+        </w:rPr>
+        <w:t xml:space="preserve"> WebDAV </w:t>
+      </w:r>
+      <w:r>
+        <w:rPr>
+          <w:rFonts w:hint="eastAsia"/>
+          <w:b/>
+          <w:bCs/>
+        </w:rPr>
+        <w:t xml:space="preserve">配置会保留</w:t>
+      </w:r>
+      <w:r>
+        <w:t xml:space="preserve">。</w:t>
       </w:r>
     </w:p>
     <w:p>
@@ -2060,7 +2079,29 @@
         <w:rPr>
           <w:rFonts w:hint="eastAsia"/>
         </w:rPr>
-        <w:t xml:space="preserve">由</w:t>
+        <w:t xml:space="preserve">本地安全备份会保留最近三组。</w:t>
+      </w:r>
+    </w:p>
+    <w:p>
+      <w:r>
+        <w:pict>
+          <v:rect style="width:0;height:1.5pt" o:hralign="center" o:hrstd="t" o:hr="t"/>
+        </w:pict>
+      </w:r>
+    </w:p>
+    <w:bookmarkEnd w:id="18"/>
+    <w:bookmarkEnd w:id="19"/>
+    <w:bookmarkStart w:id="20" w:name="六自动备份仅原生-android-版"/>
+    <w:p>
+      <w:pPr>
+        <w:pStyle w:val="Heading2"/>
+        <w:keepNext/>
+      </w:pPr>
+      <w:r>
+        <w:rPr>
+          <w:rFonts w:hint="eastAsia"/>
+        </w:rPr>
+        <w:t xml:space="preserve">六、自动备份（仅原生</w:t>
       </w:r>
       <w:r>
         <w:t xml:space="preserve"> Android </w:t>
@@ -2069,21 +2110,18 @@
         <w:rPr>
           <w:rFonts w:hint="eastAsia"/>
         </w:rPr>
-        <w:t xml:space="preserve">系统调度，</w:t>
-      </w:r>
-      <w:r>
-        <w:rPr>
-          <w:rFonts w:hint="eastAsia"/>
-          <w:b/>
-          <w:bCs/>
-        </w:rPr>
-        <w:t xml:space="preserve">不承诺在固定时刻执行</w:t>
-      </w:r>
-      <w:r>
-        <w:rPr>
-          <w:rFonts w:hint="eastAsia"/>
-        </w:rPr>
-        <w:t xml:space="preserve">（系统可能因省电策略延后）。</w:t>
+        <w:t xml:space="preserve">版）</w:t>
+      </w:r>
+    </w:p>
+    <w:p>
+      <w:pPr>
+        <w:pStyle w:val="FirstParagraph"/>
+      </w:pPr>
+      <w:r>
+        <w:rPr>
+          <w:rFonts w:hint="eastAsia"/>
+        </w:rPr>
+        <w:t xml:space="preserve">在原生版的云端备份页可以设置自动备份：</w:t>
       </w:r>
     </w:p>
     <w:p>
@@ -2091,7 +2129,107 @@
         <w:pStyle w:val="Compact"/>
         <w:numPr>
           <w:ilvl w:val="0"/>
-          <w:numId w:val="1010"/>
+          <w:numId w:val="1011"/>
+        </w:numPr>
+      </w:pPr>
+      <w:r>
+        <w:rPr>
+          <w:rFonts w:hint="eastAsia"/>
+          <w:b/>
+          <w:bCs/>
+        </w:rPr>
+        <w:t xml:space="preserve">默认关闭</w:t>
+      </w:r>
+      <w:r>
+        <w:rPr>
+          <w:rFonts w:hint="eastAsia"/>
+        </w:rPr>
+        <w:t xml:space="preserve">，需要手动开启。</w:t>
+      </w:r>
+    </w:p>
+    <w:p>
+      <w:pPr>
+        <w:pStyle w:val="Compact"/>
+        <w:numPr>
+          <w:ilvl w:val="0"/>
+          <w:numId w:val="1011"/>
+        </w:numPr>
+      </w:pPr>
+      <w:r>
+        <w:rPr>
+          <w:rFonts w:hint="eastAsia"/>
+        </w:rPr>
+        <w:t xml:space="preserve">可设每天或每周执行。</w:t>
+      </w:r>
+    </w:p>
+    <w:p>
+      <w:pPr>
+        <w:pStyle w:val="Compact"/>
+        <w:numPr>
+          <w:ilvl w:val="0"/>
+          <w:numId w:val="1011"/>
+        </w:numPr>
+      </w:pPr>
+      <w:r>
+        <w:rPr>
+          <w:rFonts w:hint="eastAsia"/>
+        </w:rPr>
+        <w:t xml:space="preserve">可限制仅在</w:t>
+      </w:r>
+      <w:r>
+        <w:t xml:space="preserve"> Wi-Fi </w:t>
+      </w:r>
+      <w:r>
+        <w:rPr>
+          <w:rFonts w:hint="eastAsia"/>
+        </w:rPr>
+        <w:t xml:space="preserve">下、或仅在充电时执行。</w:t>
+      </w:r>
+    </w:p>
+    <w:p>
+      <w:pPr>
+        <w:pStyle w:val="Compact"/>
+        <w:numPr>
+          <w:ilvl w:val="0"/>
+          <w:numId w:val="1011"/>
+        </w:numPr>
+      </w:pPr>
+      <w:r>
+        <w:rPr>
+          <w:rFonts w:hint="eastAsia"/>
+        </w:rPr>
+        <w:t xml:space="preserve">由</w:t>
+      </w:r>
+      <w:r>
+        <w:t xml:space="preserve"> Android </w:t>
+      </w:r>
+      <w:r>
+        <w:rPr>
+          <w:rFonts w:hint="eastAsia"/>
+        </w:rPr>
+        <w:t xml:space="preserve">系统调度，</w:t>
+      </w:r>
+      <w:r>
+        <w:rPr>
+          <w:rFonts w:hint="eastAsia"/>
+          <w:b/>
+          <w:bCs/>
+        </w:rPr>
+        <w:t xml:space="preserve">不承诺在固定时刻执行</w:t>
+      </w:r>
+      <w:r>
+        <w:rPr>
+          <w:rFonts w:hint="eastAsia"/>
+        </w:rPr>
+        <w:t xml:space="preserve">（系统可能因省电策略延后）。</w:t>
+      </w:r>
+    </w:p>
+    <w:p>
+      <w:pPr>
+        <w:pStyle w:val="Compact"/>
+        <w:numPr>
+          <w:ilvl w:val="0"/>
+          <w:numId w:val="1011"/>
         </w:numPr>
       </w:pPr>
       <w:r>
@@ -2412,44 +2550,74 @@
               <w:rPr>
                 <w:rFonts w:hint="eastAsia"/>
               </w:rPr>
-              <w:t xml:space="preserve">返回</w:t>
-            </w:r>
-            <w:r>
-              <w:t xml:space="preserve"> 401 / </w:t>
-            </w:r>
-            <w:r>
-              <w:rPr>
-                <w:rFonts w:hint="eastAsia"/>
-              </w:rPr>
-              <w:t xml:space="preserve">鉴权失败</w:t>
-            </w:r>
-          </w:p>
-        </w:tc>
-        <w:tc>
-          <w:tcPr/>
-          <w:p>
-            <w:pPr>
-              <w:pStyle w:val="Compact"/>
-            </w:pPr>
-            <w:r>
-              <w:rPr>
-                <w:rFonts w:hint="eastAsia"/>
-              </w:rPr>
-              <w:t xml:space="preserve">密码错误，或使用了主密码而非应用专用密码</w:t>
-            </w:r>
-          </w:p>
-        </w:tc>
-        <w:tc>
-          <w:tcPr/>
-          <w:p>
-            <w:pPr>
-              <w:pStyle w:val="Compact"/>
-            </w:pPr>
-            <w:r>
-              <w:rPr>
-                <w:rFonts w:hint="eastAsia"/>
-              </w:rPr>
-              <w:t xml:space="preserve">检查账号凭据；开启两步验证的账号通常必须使用应用专用密码</w:t>
+              <w:t xml:space="preserve">提示可能的混合内容拦截</w:t>
+            </w:r>
+          </w:p>
+        </w:tc>
+        <w:tc>
+          <w:tcPr/>
+          <w:p>
+            <w:pPr>
+              <w:pStyle w:val="Compact"/>
+            </w:pPr>
+            <w:r>
+              <w:t xml:space="preserve">HTTPS </w:t>
+            </w:r>
+            <w:r>
+              <w:rPr>
+                <w:rFonts w:hint="eastAsia"/>
+              </w:rPr>
+              <w:t xml:space="preserve">页面请求</w:t>
+            </w:r>
+            <w:r>
+              <w:t xml:space="preserve"> HTTP </w:t>
+            </w:r>
+            <w:r>
+              <w:rPr>
+                <w:rFonts w:hint="eastAsia"/>
+              </w:rPr>
+              <w:t xml:space="preserve">服务失败，也可能是网络或</w:t>
+            </w:r>
+            <w:r>
+              <w:t xml:space="preserve"> CORS </w:t>
+            </w:r>
+            <w:r>
+              <w:rPr>
+                <w:rFonts w:hint="eastAsia"/>
+              </w:rPr>
+              <w:t xml:space="preserve">问题</w:t>
+            </w:r>
+          </w:p>
+        </w:tc>
+        <w:tc>
+          <w:tcPr/>
+          <w:p>
+            <w:pPr>
+              <w:pStyle w:val="Compact"/>
+            </w:pPr>
+            <w:r>
+              <w:rPr>
+                <w:rFonts w:hint="eastAsia"/>
+              </w:rPr>
+              <w:t xml:space="preserve">优先使用</w:t>
+            </w:r>
+            <w:r>
+              <w:t xml:space="preserve"> </w:t>
+            </w:r>
+            <w:r>
+              <w:rPr>
+                <w:rFonts w:hint="eastAsia"/>
+              </w:rPr>
+              <w:t xml:space="preserve">HTTPS；若浏览器已允许该请求，继续检查服务状态、CORS</w:t>
+            </w:r>
+            <w:r>
+              <w:t xml:space="preserve"> </w:t>
+            </w:r>
+            <w:r>
+              <w:rPr>
+                <w:rFonts w:hint="eastAsia"/>
+              </w:rPr>
+              <w:t xml:space="preserve">和控制台错误</w:t>
             </w:r>
           </w:p>
         </w:tc>
@@ -2471,44 +2639,41 @@
               <w:t xml:space="preserve">返回</w:t>
             </w:r>
             <w:r>
-              <w:t xml:space="preserve"> 404 / </w:t>
-            </w:r>
-            <w:r>
-              <w:rPr>
-                <w:rFonts w:hint="eastAsia"/>
-              </w:rPr>
-              <w:t xml:space="preserve">路径不存在</w:t>
-            </w:r>
-          </w:p>
-        </w:tc>
-        <w:tc>
-          <w:tcPr/>
-          <w:p>
-            <w:pPr>
-              <w:pStyle w:val="Compact"/>
-            </w:pPr>
-            <w:r>
-              <w:t xml:space="preserve">WebDAV </w:t>
-            </w:r>
-            <w:r>
-              <w:rPr>
-                <w:rFonts w:hint="eastAsia"/>
-              </w:rPr>
-              <w:t xml:space="preserve">根地址或远端目录不对</w:t>
-            </w:r>
-          </w:p>
-        </w:tc>
-        <w:tc>
-          <w:tcPr/>
-          <w:p>
-            <w:pPr>
-              <w:pStyle w:val="Compact"/>
-            </w:pPr>
-            <w:r>
-              <w:rPr>
-                <w:rFonts w:hint="eastAsia"/>
-              </w:rPr>
-              <w:t xml:space="preserve">核对根地址；首次上传会自动创建目录，部分服务端需要手动建目录</w:t>
+              <w:t xml:space="preserve"> 401 / </w:t>
+            </w:r>
+            <w:r>
+              <w:rPr>
+                <w:rFonts w:hint="eastAsia"/>
+              </w:rPr>
+              <w:t xml:space="preserve">鉴权失败</w:t>
+            </w:r>
+          </w:p>
+        </w:tc>
+        <w:tc>
+          <w:tcPr/>
+          <w:p>
+            <w:pPr>
+              <w:pStyle w:val="Compact"/>
+            </w:pPr>
+            <w:r>
+              <w:rPr>
+                <w:rFonts w:hint="eastAsia"/>
+              </w:rPr>
+              <w:t xml:space="preserve">密码错误，或使用了主密码而非应用专用密码</w:t>
+            </w:r>
+          </w:p>
+        </w:tc>
+        <w:tc>
+          <w:tcPr/>
+          <w:p>
+            <w:pPr>
+              <w:pStyle w:val="Compact"/>
+            </w:pPr>
+            <w:r>
+              <w:rPr>
+                <w:rFonts w:hint="eastAsia"/>
+              </w:rPr>
+              <w:t xml:space="preserve">检查账号凭据；开启两步验证的账号通常必须使用应用专用密码</w:t>
             </w:r>
           </w:p>
         </w:tc>
@@ -2530,86 +2695,44 @@
               <w:t xml:space="preserve">返回</w:t>
             </w:r>
             <w:r>
-              <w:t xml:space="preserve"> 405 / </w:t>
-            </w:r>
-            <w:r>
-              <w:rPr>
-                <w:rFonts w:hint="eastAsia"/>
-              </w:rPr>
-              <w:t xml:space="preserve">方法不允许</w:t>
-            </w:r>
-          </w:p>
-        </w:tc>
-        <w:tc>
-          <w:tcPr/>
-          <w:p>
-            <w:pPr>
-              <w:pStyle w:val="Compact"/>
-            </w:pPr>
-            <w:r>
-              <w:rPr>
-                <w:rFonts w:hint="eastAsia"/>
-              </w:rPr>
-              <w:t xml:space="preserve">反向代理未开放</w:t>
-            </w:r>
-            <w:r>
-              <w:t xml:space="preserve"> WebDAV </w:t>
-            </w:r>
-            <w:r>
-              <w:rPr>
-                <w:rFonts w:hint="eastAsia"/>
-              </w:rPr>
-              <w:t xml:space="preserve">方法</w:t>
-            </w:r>
-          </w:p>
-        </w:tc>
-        <w:tc>
-          <w:tcPr/>
-          <w:p>
-            <w:pPr>
-              <w:pStyle w:val="Compact"/>
-            </w:pPr>
-            <w:r>
-              <w:rPr>
-                <w:rFonts w:hint="eastAsia"/>
-              </w:rPr>
-              <w:t xml:space="preserve">确认代理允许</w:t>
-            </w:r>
-            <w:r>
-              <w:t xml:space="preserve"> </w:t>
-            </w:r>
-            <w:r>
-              <w:rPr>
-                <w:rStyle w:val="VerbatimChar"/>
-              </w:rPr>
-              <w:t xml:space="preserve">PROPFIND</w:t>
-            </w:r>
-            <w:r>
-              <w:t xml:space="preserve">、</w:t>
-            </w:r>
-            <w:r>
-              <w:rPr>
-                <w:rStyle w:val="VerbatimChar"/>
-              </w:rPr>
-              <w:t xml:space="preserve">MKCOL</w:t>
-            </w:r>
-            <w:r>
-              <w:t xml:space="preserve">、</w:t>
-            </w:r>
-            <w:r>
-              <w:rPr>
-                <w:rStyle w:val="VerbatimChar"/>
-              </w:rPr>
-              <w:t xml:space="preserve">GET</w:t>
-            </w:r>
-            <w:r>
-              <w:t xml:space="preserve">、</w:t>
-            </w:r>
-            <w:r>
-              <w:rPr>
-                <w:rStyle w:val="VerbatimChar"/>
-              </w:rPr>
-              <w:t xml:space="preserve">PUT</w:t>
+              <w:t xml:space="preserve"> 404 / </w:t>
+            </w:r>
+            <w:r>
+              <w:rPr>
+                <w:rFonts w:hint="eastAsia"/>
+              </w:rPr>
+              <w:t xml:space="preserve">路径不存在</w:t>
+            </w:r>
+          </w:p>
+        </w:tc>
+        <w:tc>
+          <w:tcPr/>
+          <w:p>
+            <w:pPr>
+              <w:pStyle w:val="Compact"/>
+            </w:pPr>
+            <w:r>
+              <w:t xml:space="preserve">WebDAV </w:t>
+            </w:r>
+            <w:r>
+              <w:rPr>
+                <w:rFonts w:hint="eastAsia"/>
+              </w:rPr>
+              <w:t xml:space="preserve">根地址或远端目录不对</w:t>
+            </w:r>
+          </w:p>
+        </w:tc>
+        <w:tc>
+          <w:tcPr/>
+          <w:p>
+            <w:pPr>
+              <w:pStyle w:val="Compact"/>
+            </w:pPr>
+            <w:r>
+              <w:rPr>
+                <w:rFonts w:hint="eastAsia"/>
+              </w:rPr>
+              <w:t xml:space="preserve">核对根地址；首次上传会自动创建目录，部分服务端需要手动建目录</w:t>
             </w:r>
           </w:p>
         </w:tc>
@@ -2631,41 +2754,86 @@
               <w:t xml:space="preserve">返回</w:t>
             </w:r>
             <w:r>
-              <w:t xml:space="preserve"> 413 / </w:t>
-            </w:r>
-            <w:r>
-              <w:rPr>
-                <w:rFonts w:hint="eastAsia"/>
-              </w:rPr>
-              <w:t xml:space="preserve">上传过大</w:t>
-            </w:r>
-          </w:p>
-        </w:tc>
-        <w:tc>
-          <w:tcPr/>
-          <w:p>
-            <w:pPr>
-              <w:pStyle w:val="Compact"/>
-            </w:pPr>
-            <w:r>
-              <w:rPr>
-                <w:rFonts w:hint="eastAsia"/>
-              </w:rPr>
-              <w:t xml:space="preserve">服务端限制单次上传大小</w:t>
-            </w:r>
-          </w:p>
-        </w:tc>
-        <w:tc>
-          <w:tcPr/>
-          <w:p>
-            <w:pPr>
-              <w:pStyle w:val="Compact"/>
-            </w:pPr>
-            <w:r>
-              <w:rPr>
-                <w:rFonts w:hint="eastAsia"/>
-              </w:rPr>
-              <w:t xml:space="preserve">提高服务端限制，或减少题库中的大图片</w:t>
+              <w:t xml:space="preserve"> 405 / </w:t>
+            </w:r>
+            <w:r>
+              <w:rPr>
+                <w:rFonts w:hint="eastAsia"/>
+              </w:rPr>
+              <w:t xml:space="preserve">方法不允许</w:t>
+            </w:r>
+          </w:p>
+        </w:tc>
+        <w:tc>
+          <w:tcPr/>
+          <w:p>
+            <w:pPr>
+              <w:pStyle w:val="Compact"/>
+            </w:pPr>
+            <w:r>
+              <w:rPr>
+                <w:rFonts w:hint="eastAsia"/>
+              </w:rPr>
+              <w:t xml:space="preserve">反向代理未开放</w:t>
+            </w:r>
+            <w:r>
+              <w:t xml:space="preserve"> WebDAV </w:t>
+            </w:r>
+            <w:r>
+              <w:rPr>
+                <w:rFonts w:hint="eastAsia"/>
+              </w:rPr>
+              <w:t xml:space="preserve">方法</w:t>
+            </w:r>
+          </w:p>
+        </w:tc>
+        <w:tc>
+          <w:tcPr/>
+          <w:p>
+            <w:pPr>
+              <w:pStyle w:val="Compact"/>
+            </w:pPr>
+            <w:r>
+              <w:rPr>
+                <w:rFonts w:hint="eastAsia"/>
+              </w:rPr>
+              <w:t xml:space="preserve">确认代理允许</w:t>
+            </w:r>
+            <w:r>
+              <w:t xml:space="preserve"> </w:t>
+            </w:r>
+            <w:r>
+              <w:rPr>
+                <w:rStyle w:val="VerbatimChar"/>
+              </w:rPr>
+              <w:t xml:space="preserve">PROPFIND</w:t>
+            </w:r>
+            <w:r>
+              <w:t xml:space="preserve">、</w:t>
+            </w:r>
+            <w:r>
+              <w:rPr>
+                <w:rStyle w:val="VerbatimChar"/>
+              </w:rPr>
+              <w:t xml:space="preserve">MKCOL</w:t>
+            </w:r>
+            <w:r>
+              <w:t xml:space="preserve">、</w:t>
+            </w:r>
+            <w:r>
+              <w:rPr>
+                <w:rStyle w:val="VerbatimChar"/>
+              </w:rPr>
+              <w:t xml:space="preserve">GET</w:t>
+            </w:r>
+            <w:r>
+              <w:t xml:space="preserve">、</w:t>
+            </w:r>
+            <w:r>
+              <w:rPr>
+                <w:rStyle w:val="VerbatimChar"/>
+              </w:rPr>
+              <w:t xml:space="preserve">PUT</w:t>
             </w:r>
           </w:p>
         </w:tc>
@@ -2684,35 +2852,44 @@
               <w:rPr>
                 <w:rFonts w:hint="eastAsia"/>
               </w:rPr>
-              <w:t xml:space="preserve">上传后看不到文件</w:t>
-            </w:r>
-          </w:p>
-        </w:tc>
-        <w:tc>
-          <w:tcPr/>
-          <w:p>
-            <w:pPr>
-              <w:pStyle w:val="Compact"/>
-            </w:pPr>
-            <w:r>
-              <w:rPr>
-                <w:rFonts w:hint="eastAsia"/>
-              </w:rPr>
-              <w:t xml:space="preserve">目录填错，或列表未刷新</w:t>
-            </w:r>
-          </w:p>
-        </w:tc>
-        <w:tc>
-          <w:tcPr/>
-          <w:p>
-            <w:pPr>
-              <w:pStyle w:val="Compact"/>
-            </w:pPr>
-            <w:r>
-              <w:rPr>
-                <w:rFonts w:hint="eastAsia"/>
-              </w:rPr>
-              <w:t xml:space="preserve">点「刷新远程备份」重新读取</w:t>
+              <w:t xml:space="preserve">返回</w:t>
+            </w:r>
+            <w:r>
+              <w:t xml:space="preserve"> 413 / </w:t>
+            </w:r>
+            <w:r>
+              <w:rPr>
+                <w:rFonts w:hint="eastAsia"/>
+              </w:rPr>
+              <w:t xml:space="preserve">上传过大</w:t>
+            </w:r>
+          </w:p>
+        </w:tc>
+        <w:tc>
+          <w:tcPr/>
+          <w:p>
+            <w:pPr>
+              <w:pStyle w:val="Compact"/>
+            </w:pPr>
+            <w:r>
+              <w:rPr>
+                <w:rFonts w:hint="eastAsia"/>
+              </w:rPr>
+              <w:t xml:space="preserve">服务端限制单次上传大小</w:t>
+            </w:r>
+          </w:p>
+        </w:tc>
+        <w:tc>
+          <w:tcPr/>
+          <w:p>
+            <w:pPr>
+              <w:pStyle w:val="Compact"/>
+            </w:pPr>
+            <w:r>
+              <w:rPr>
+                <w:rFonts w:hint="eastAsia"/>
+              </w:rPr>
+              <w:t xml:space="preserve">提高服务端限制，或减少题库中的大图片</w:t>
             </w:r>
           </w:p>
         </w:tc>
@@ -2731,6 +2908,53 @@
               <w:rPr>
                 <w:rFonts w:hint="eastAsia"/>
               </w:rPr>
+              <w:t xml:space="preserve">上传后看不到文件</w:t>
+            </w:r>
+          </w:p>
+        </w:tc>
+        <w:tc>
+          <w:tcPr/>
+          <w:p>
+            <w:pPr>
+              <w:pStyle w:val="Compact"/>
+            </w:pPr>
+            <w:r>
+              <w:rPr>
+                <w:rFonts w:hint="eastAsia"/>
+              </w:rPr>
+              <w:t xml:space="preserve">目录填错，或列表未刷新</w:t>
+            </w:r>
+          </w:p>
+        </w:tc>
+        <w:tc>
+          <w:tcPr/>
+          <w:p>
+            <w:pPr>
+              <w:pStyle w:val="Compact"/>
+            </w:pPr>
+            <w:r>
+              <w:rPr>
+                <w:rFonts w:hint="eastAsia"/>
+              </w:rPr>
+              <w:t xml:space="preserve">点「刷新远程备份」重新读取</w:t>
+            </w:r>
+          </w:p>
+        </w:tc>
+      </w:tr>
+      <w:tr>
+        <w:trPr>
+          <w:cantSplit/>
+        </w:trPr>
+        <w:tc>
+          <w:tcPr/>
+          <w:p>
+            <w:pPr>
+              <w:pStyle w:val="Compact"/>
+            </w:pPr>
+            <w:r>
+              <w:rPr>
+                <w:rFonts w:hint="eastAsia"/>
+              </w:rPr>
               <w:t xml:space="preserve">恢复后数据没变化</w:t>
             </w:r>
           </w:p>
@@ -2791,7 +3015,7 @@
         <w:pStyle w:val="Compact"/>
         <w:numPr>
           <w:ilvl w:val="0"/>
-          <w:numId w:val="1011"/>
+          <w:numId w:val="1012"/>
         </w:numPr>
       </w:pPr>
       <w:r>
@@ -2826,7 +3050,7 @@
         <w:pStyle w:val="Compact"/>
         <w:numPr>
           <w:ilvl w:val="0"/>
-          <w:numId w:val="1011"/>
+          <w:numId w:val="1012"/>
         </w:numPr>
       </w:pPr>
       <w:r>
@@ -2858,7 +3082,7 @@
         <w:pStyle w:val="Compact"/>
         <w:numPr>
           <w:ilvl w:val="0"/>
-          <w:numId w:val="1011"/>
+          <w:numId w:val="1012"/>
         </w:numPr>
       </w:pPr>
       <w:r>
@@ -2888,7 +3112,7 @@
         <w:pStyle w:val="Compact"/>
         <w:numPr>
           <w:ilvl w:val="0"/>
-          <w:numId w:val="1011"/>
+          <w:numId w:val="1012"/>
         </w:numPr>
       </w:pPr>
       <w:r>
@@ -2929,7 +3153,7 @@
         <w:pStyle w:val="Compact"/>
         <w:numPr>
           <w:ilvl w:val="0"/>
-          <w:numId w:val="1011"/>
+          <w:numId w:val="1012"/>
         </w:numPr>
       </w:pPr>
       <w:r>
@@ -3496,6 +3720,9 @@
     <w:abstractNumId w:val="991"/>
   </w:num>
   <w:num w:numId="1004">
+    <w:abstractNumId w:val="991"/>
+  </w:num>
+  <w:num w:numId="1005">
     <w:abstractNumId w:val="99411"/>
     <w:lvlOverride w:ilvl="0">
       <w:startOverride w:val="1"/>
@@ -3525,10 +3752,10 @@
       <w:startOverride w:val="1"/>
     </w:lvlOverride>
   </w:num>
-  <w:num w:numId="1005">
+  <w:num w:numId="1006">
     <w:abstractNumId w:val="991"/>
   </w:num>
-  <w:num w:numId="1006">
+  <w:num w:numId="1007">
     <w:abstractNumId w:val="99411"/>
     <w:lvlOverride w:ilvl="0">
       <w:startOverride w:val="1"/>
@@ -3558,9 +3785,6 @@
       <w:startOverride w:val="1"/>
     </w:lvlOverride>
   </w:num>
-  <w:num w:numId="1007">
-    <w:abstractNumId w:val="991"/>
-  </w:num>
   <w:num w:numId="1008">
     <w:abstractNumId w:val="991"/>
   </w:num>
@@ -3571,6 +3795,9 @@
     <w:abstractNumId w:val="991"/>
   </w:num>
   <w:num w:numId="1011">
+    <w:abstractNumId w:val="991"/>
+  </w:num>
+  <w:num w:numId="1012">
     <w:abstractNumId w:val="991"/>
   </w:num>
 </w:numbering>
